--- a/Manual_Entrega_Final_ATS_IA.docx
+++ b/Manual_Entrega_Final_ATS_IA.docx
@@ -5371,15 +5371,53 @@
         <w:spacing w:after="160" w:line="264" w:lineRule="auto"/>
       </w:pPr>
       <w:r>
-        <w:rPr>
-          <w:rFonts w:ascii="Arial" w:hAnsi="Arial"/>
-          <w:b w:val="0"/>
-          <w:i w:val="0"/>
-          <w:color w:val="607080"/>
-          <w:sz w:val="16"/>
-        </w:rPr>
-        <w:t>Fuentes oficiales: https://developers.openai.com/api/docs/models/gpt-4.1-mini · https://developers.openai.com/api/docs/models/gpt-4.1-nano · https://developers.openai.com/api/docs/models/gpt-4o-mini · https://developers.openai.com/api/docs/models/gpt-5-mini</w:t>
+        <w:t xml:space="preserve">Fuentes oficiales: </w:t>
       </w:r>
+      <w:hyperlink r:id="rId25">
+        <w:r>
+          <w:rPr>
+            <w:color w:val="0563C1"/>
+            <w:u w:val="single"/>
+          </w:rPr>
+          <w:t>https://developers.openai.com/api/docs/models/gpt-4.1-mini</w:t>
+        </w:r>
+      </w:hyperlink>
+      <w:r>
+        <w:t xml:space="preserve"> · </w:t>
+      </w:r>
+      <w:hyperlink r:id="rId26">
+        <w:r>
+          <w:rPr>
+            <w:color w:val="0563C1"/>
+            <w:u w:val="single"/>
+          </w:rPr>
+          <w:t>https://developers.openai.com/api/docs/models/gpt-4.1-nano</w:t>
+        </w:r>
+      </w:hyperlink>
+      <w:r>
+        <w:t xml:space="preserve"> · </w:t>
+      </w:r>
+      <w:hyperlink r:id="rId27">
+        <w:r>
+          <w:rPr>
+            <w:color w:val="0563C1"/>
+            <w:u w:val="single"/>
+          </w:rPr>
+          <w:t>https://developers.openai.com/api/docs/models/gpt-4o-mini</w:t>
+        </w:r>
+      </w:hyperlink>
+      <w:r>
+        <w:t xml:space="preserve"> · </w:t>
+      </w:r>
+      <w:hyperlink r:id="rId28">
+        <w:r>
+          <w:rPr>
+            <w:color w:val="0563C1"/>
+            <w:u w:val="single"/>
+          </w:rPr>
+          <w:t>https://developers.openai.com/api/docs/models/gpt-5-mini</w:t>
+        </w:r>
+      </w:hyperlink>
     </w:p>
     <w:p>
       <w:pPr>
@@ -8522,15 +8560,17 @@
         <w:spacing w:after="120" w:line="264" w:lineRule="auto"/>
       </w:pPr>
       <w:r>
-        <w:rPr>
-          <w:rFonts w:ascii="Arial" w:hAnsi="Arial"/>
-          <w:b w:val="0"/>
-          <w:i w:val="0"/>
-          <w:color w:val="2E74B5"/>
-          <w:sz w:val="18"/>
-        </w:rPr>
-        <w:t>Enlace público: https://airtable.com/appDLuVv0eYArcrmJ/shreOQxbb2Kk7Ro8W/tblevK0wyQxzUrESe</w:t>
+        <w:t xml:space="preserve">Enlace público: </w:t>
       </w:r>
+      <w:hyperlink r:id="rId29">
+        <w:r>
+          <w:rPr>
+            <w:color w:val="0563C1"/>
+            <w:u w:val="single"/>
+          </w:rPr>
+          <w:t>https://airtable.com/appDLuVv0eYArcrmJ/shreOQxbb2Kk7Ro8W/tblevK0wyQxzUrESe</w:t>
+        </w:r>
+      </w:hyperlink>
     </w:p>
     <w:p>
       <w:r>
@@ -8622,15 +8662,17 @@
         <w:spacing w:after="120" w:line="264" w:lineRule="auto"/>
       </w:pPr>
       <w:r>
-        <w:rPr>
-          <w:rFonts w:ascii="Arial" w:hAnsi="Arial"/>
-          <w:b w:val="0"/>
-          <w:i w:val="0"/>
-          <w:color w:val="2E74B5"/>
-          <w:sz w:val="18"/>
-        </w:rPr>
-        <w:t>Enlace de lectura: https://airtable.com/appDLuVv0eYArcrmJ/shrOUdDQFp7fRtsb4/tblt5XMppJZPx3iQI</w:t>
+        <w:t xml:space="preserve">Enlace de lectura: </w:t>
       </w:r>
+      <w:hyperlink r:id="rId30">
+        <w:r>
+          <w:rPr>
+            <w:color w:val="0563C1"/>
+            <w:u w:val="single"/>
+          </w:rPr>
+          <w:t>https://airtable.com/appDLuVv0eYArcrmJ/shrOUdDQFp7fRtsb4/tblt5XMppJZPx3iQI</w:t>
+        </w:r>
+      </w:hyperlink>
     </w:p>
     <w:tbl>
       <w:tblPr>
